--- a/02_The_Moors_Facilitator_Guide.docx
+++ b/02_The_Moors_Facilitator_Guide.docx
@@ -1482,7 +1482,692 @@
           <w:color w:val="1A1A1A"/>
           <w:sz w:val="27"/>
         </w:rPr>
-        <w:t>5.  Delivery Notes</w:t>
+        <w:t xml:space="preserve">5.  Background for Staff</w:t>
+      </w:r>
+    </w:p>
+    <w:tbl>
+      <w:tblPr>
+        <w:tblW w:type="auto" w:w="0"/>
+        <w:jc w:val="center"/>
+        <w:tblLayout w:type="fixed"/>
+        <w:tblLook w:firstColumn="1" w:firstRow="1" w:lastColumn="0" w:lastRow="0" w:noHBand="0" w:noVBand="1" w:val="04A0"/>
+      </w:tblPr>
+      <w:tblGrid>
+        <w:gridCol w:w="2154"/>
+        <w:gridCol w:w="7087"/>
+      </w:tblGrid>
+      <w:tr>
+        <w:trPr>
+          <w:cantSplit/>
+        </w:trPr>
+        <w:tc>
+          <w:tcPr>
+            <w:tcW w:type="dxa" w:w="2154"/>
+            <w:tcBorders>
+              <w:top w:val="single" w:sz="6" w:space="0" w:color="007A3D"/>
+              <w:left w:val="single" w:sz="6" w:space="0" w:color="007A3D"/>
+              <w:bottom w:val="single" w:sz="6" w:space="0" w:color="007A3D"/>
+              <w:right w:val="single" w:sz="6" w:space="0" w:color="007A3D"/>
+            </w:tcBorders>
+            <w:shd w:val="clear" w:color="auto" w:fill="007A3D"/>
+            <w:tcMar>
+              <w:top w:w="80" w:type="dxa"/>
+              <w:left w:w="140" w:type="dxa"/>
+              <w:bottom w:w="80" w:type="dxa"/>
+              <w:right w:w="140" w:type="dxa"/>
+            </w:tcMar>
+          </w:tcPr>
+          <w:p>
+            <w:pPr>
+              <w:keepNext/>
+              <w:spacing w:after="0"/>
+            </w:pPr>
+            <w:r>
+              <w:rPr>
+                <w:rFonts w:ascii="Aptos" w:hAnsi="Aptos"/>
+                <w:b/>
+                <w:i w:val="0"/>
+                <w:color w:val="FFFFFF"/>
+                <w:sz w:val="21"/>
+              </w:rPr>
+              <w:t xml:space="preserve">When</w:t>
+            </w:r>
+          </w:p>
+        </w:tc>
+        <w:tc>
+          <w:tcPr>
+            <w:tcW w:type="dxa" w:w="7087"/>
+            <w:tcBorders>
+              <w:top w:val="single" w:sz="6" w:space="0" w:color="007A3D"/>
+              <w:left w:val="single" w:sz="6" w:space="0" w:color="007A3D"/>
+              <w:bottom w:val="single" w:sz="6" w:space="0" w:color="007A3D"/>
+              <w:right w:val="single" w:sz="6" w:space="0" w:color="007A3D"/>
+            </w:tcBorders>
+            <w:shd w:val="clear" w:color="auto" w:fill="007A3D"/>
+            <w:tcMar>
+              <w:top w:w="80" w:type="dxa"/>
+              <w:left w:w="140" w:type="dxa"/>
+              <w:bottom w:w="80" w:type="dxa"/>
+              <w:right w:w="140" w:type="dxa"/>
+            </w:tcMar>
+          </w:tcPr>
+          <w:p>
+            <w:pPr>
+              <w:keepNext/>
+              <w:spacing w:after="0"/>
+            </w:pPr>
+            <w:r>
+              <w:rPr>
+                <w:rFonts w:ascii="Aptos" w:hAnsi="Aptos"/>
+                <w:b/>
+                <w:i w:val="0"/>
+                <w:color w:val="FFFFFF"/>
+                <w:sz w:val="21"/>
+              </w:rPr>
+              <w:t xml:space="preserve">What happened</w:t>
+            </w:r>
+          </w:p>
+        </w:tc>
+      </w:tr>
+      <w:tr>
+        <w:trPr>
+          <w:cantSplit/>
+        </w:trPr>
+        <w:tc>
+          <w:tcPr>
+            <w:tcW w:type="dxa" w:w="2154"/>
+            <w:tcBorders>
+              <w:top w:val="single" w:sz="4" w:space="0" w:color="D9C58A"/>
+              <w:left w:val="single" w:sz="4" w:space="0" w:color="D9C58A"/>
+              <w:bottom w:val="single" w:sz="4" w:space="0" w:color="D9C58A"/>
+              <w:right w:val="single" w:sz="4" w:space="0" w:color="D9C58A"/>
+            </w:tcBorders>
+            <w:tcMar>
+              <w:top w:w="80" w:type="dxa"/>
+              <w:left w:w="140" w:type="dxa"/>
+              <w:bottom w:w="80" w:type="dxa"/>
+              <w:right w:w="140" w:type="dxa"/>
+            </w:tcMar>
+          </w:tcPr>
+          <w:p>
+            <w:pPr>
+              <w:keepNext/>
+              <w:spacing w:after="0"/>
+            </w:pPr>
+            <w:r>
+              <w:rPr>
+                <w:rFonts w:ascii="Aptos" w:hAnsi="Aptos"/>
+                <w:b w:val="0"/>
+                <w:i w:val="0"/>
+                <w:color w:val="1A1A1A"/>
+                <w:sz w:val="20"/>
+              </w:rPr>
+              <w:t xml:space="preserve">711</w:t>
+            </w:r>
+          </w:p>
+        </w:tc>
+        <w:tc>
+          <w:tcPr>
+            <w:tcW w:type="dxa" w:w="7087"/>
+            <w:tcBorders>
+              <w:top w:val="single" w:sz="4" w:space="0" w:color="D9C58A"/>
+              <w:left w:val="single" w:sz="4" w:space="0" w:color="D9C58A"/>
+              <w:bottom w:val="single" w:sz="4" w:space="0" w:color="D9C58A"/>
+              <w:right w:val="single" w:sz="4" w:space="0" w:color="D9C58A"/>
+            </w:tcBorders>
+            <w:tcMar>
+              <w:top w:w="80" w:type="dxa"/>
+              <w:left w:w="140" w:type="dxa"/>
+              <w:bottom w:w="80" w:type="dxa"/>
+              <w:right w:w="140" w:type="dxa"/>
+            </w:tcMar>
+          </w:tcPr>
+          <w:p>
+            <w:pPr>
+              <w:keepNext/>
+              <w:spacing w:after="0"/>
+            </w:pPr>
+            <w:r>
+              <w:rPr>
+                <w:rFonts w:ascii="Aptos" w:hAnsi="Aptos"/>
+                <w:b w:val="0"/>
+                <w:i w:val="0"/>
+                <w:color w:val="1A1A1A"/>
+                <w:sz w:val="20"/>
+              </w:rPr>
+              <w:t xml:space="preserve">Tariq ibn Ziyad lands at Gibraltar and defeats the Visigothic king Roderic.</w:t>
+            </w:r>
+          </w:p>
+        </w:tc>
+      </w:tr>
+      <w:tr>
+        <w:trPr>
+          <w:cantSplit/>
+        </w:trPr>
+        <w:tc>
+          <w:tcPr>
+            <w:tcW w:type="dxa" w:w="2154"/>
+            <w:tcBorders>
+              <w:top w:val="single" w:sz="4" w:space="0" w:color="D9C58A"/>
+              <w:left w:val="single" w:sz="4" w:space="0" w:color="D9C58A"/>
+              <w:bottom w:val="single" w:sz="4" w:space="0" w:color="D9C58A"/>
+              <w:right w:val="single" w:sz="4" w:space="0" w:color="D9C58A"/>
+            </w:tcBorders>
+            <w:tcMar>
+              <w:top w:w="80" w:type="dxa"/>
+              <w:left w:w="140" w:type="dxa"/>
+              <w:bottom w:w="80" w:type="dxa"/>
+              <w:right w:w="140" w:type="dxa"/>
+            </w:tcMar>
+          </w:tcPr>
+          <w:p>
+            <w:pPr>
+              <w:keepNext/>
+              <w:spacing w:after="0"/>
+            </w:pPr>
+            <w:r>
+              <w:rPr>
+                <w:rFonts w:ascii="Aptos" w:hAnsi="Aptos"/>
+                <w:b w:val="0"/>
+                <w:i w:val="0"/>
+                <w:color w:val="1A1A1A"/>
+                <w:sz w:val="20"/>
+              </w:rPr>
+              <w:t xml:space="preserve">756</w:t>
+            </w:r>
+          </w:p>
+        </w:tc>
+        <w:tc>
+          <w:tcPr>
+            <w:tcW w:type="dxa" w:w="7087"/>
+            <w:tcBorders>
+              <w:top w:val="single" w:sz="4" w:space="0" w:color="D9C58A"/>
+              <w:left w:val="single" w:sz="4" w:space="0" w:color="D9C58A"/>
+              <w:bottom w:val="single" w:sz="4" w:space="0" w:color="D9C58A"/>
+              <w:right w:val="single" w:sz="4" w:space="0" w:color="D9C58A"/>
+            </w:tcBorders>
+            <w:tcMar>
+              <w:top w:w="80" w:type="dxa"/>
+              <w:left w:w="140" w:type="dxa"/>
+              <w:bottom w:w="80" w:type="dxa"/>
+              <w:right w:w="140" w:type="dxa"/>
+            </w:tcMar>
+          </w:tcPr>
+          <w:p>
+            <w:pPr>
+              <w:keepNext/>
+              <w:spacing w:after="0"/>
+            </w:pPr>
+            <w:r>
+              <w:rPr>
+                <w:rFonts w:ascii="Aptos" w:hAnsi="Aptos"/>
+                <w:b w:val="0"/>
+                <w:i w:val="0"/>
+                <w:color w:val="1A1A1A"/>
+                <w:sz w:val="20"/>
+              </w:rPr>
+              <w:t xml:space="preserve">Abd al-Rahman I founds an independent emirate based in Córdoba.</w:t>
+            </w:r>
+          </w:p>
+        </w:tc>
+      </w:tr>
+      <w:tr>
+        <w:trPr>
+          <w:cantSplit/>
+        </w:trPr>
+        <w:tc>
+          <w:tcPr>
+            <w:tcW w:type="dxa" w:w="2154"/>
+            <w:tcBorders>
+              <w:top w:val="single" w:sz="4" w:space="0" w:color="D9C58A"/>
+              <w:left w:val="single" w:sz="4" w:space="0" w:color="D9C58A"/>
+              <w:bottom w:val="single" w:sz="4" w:space="0" w:color="D9C58A"/>
+              <w:right w:val="single" w:sz="4" w:space="0" w:color="D9C58A"/>
+            </w:tcBorders>
+            <w:tcMar>
+              <w:top w:w="80" w:type="dxa"/>
+              <w:left w:w="140" w:type="dxa"/>
+              <w:bottom w:w="80" w:type="dxa"/>
+              <w:right w:w="140" w:type="dxa"/>
+            </w:tcMar>
+          </w:tcPr>
+          <w:p>
+            <w:pPr>
+              <w:keepNext/>
+              <w:spacing w:after="0"/>
+            </w:pPr>
+            <w:r>
+              <w:rPr>
+                <w:rFonts w:ascii="Aptos" w:hAnsi="Aptos"/>
+                <w:b w:val="0"/>
+                <w:i w:val="0"/>
+                <w:color w:val="1A1A1A"/>
+                <w:sz w:val="20"/>
+              </w:rPr>
+              <w:t xml:space="preserve">785</w:t>
+            </w:r>
+          </w:p>
+        </w:tc>
+        <w:tc>
+          <w:tcPr>
+            <w:tcW w:type="dxa" w:w="7087"/>
+            <w:tcBorders>
+              <w:top w:val="single" w:sz="4" w:space="0" w:color="D9C58A"/>
+              <w:left w:val="single" w:sz="4" w:space="0" w:color="D9C58A"/>
+              <w:bottom w:val="single" w:sz="4" w:space="0" w:color="D9C58A"/>
+              <w:right w:val="single" w:sz="4" w:space="0" w:color="D9C58A"/>
+            </w:tcBorders>
+            <w:tcMar>
+              <w:top w:w="80" w:type="dxa"/>
+              <w:left w:w="140" w:type="dxa"/>
+              <w:bottom w:w="80" w:type="dxa"/>
+              <w:right w:w="140" w:type="dxa"/>
+            </w:tcMar>
+          </w:tcPr>
+          <w:p>
+            <w:pPr>
+              <w:keepNext/>
+              <w:spacing w:after="0"/>
+            </w:pPr>
+            <w:r>
+              <w:rPr>
+                <w:rFonts w:ascii="Aptos" w:hAnsi="Aptos"/>
+                <w:b w:val="0"/>
+                <w:i w:val="0"/>
+                <w:color w:val="1A1A1A"/>
+                <w:sz w:val="20"/>
+              </w:rPr>
+              <w:t xml:space="preserve">Building begins on the Great Mosque of Córdoba.</w:t>
+            </w:r>
+          </w:p>
+        </w:tc>
+      </w:tr>
+      <w:tr>
+        <w:trPr>
+          <w:cantSplit/>
+        </w:trPr>
+        <w:tc>
+          <w:tcPr>
+            <w:tcW w:type="dxa" w:w="2154"/>
+            <w:tcBorders>
+              <w:top w:val="single" w:sz="4" w:space="0" w:color="D9C58A"/>
+              <w:left w:val="single" w:sz="4" w:space="0" w:color="D9C58A"/>
+              <w:bottom w:val="single" w:sz="4" w:space="0" w:color="D9C58A"/>
+              <w:right w:val="single" w:sz="4" w:space="0" w:color="D9C58A"/>
+            </w:tcBorders>
+            <w:tcMar>
+              <w:top w:w="80" w:type="dxa"/>
+              <w:left w:w="140" w:type="dxa"/>
+              <w:bottom w:w="80" w:type="dxa"/>
+              <w:right w:w="140" w:type="dxa"/>
+            </w:tcMar>
+          </w:tcPr>
+          <w:p>
+            <w:pPr>
+              <w:keepNext/>
+              <w:spacing w:after="0"/>
+            </w:pPr>
+            <w:r>
+              <w:rPr>
+                <w:rFonts w:ascii="Aptos" w:hAnsi="Aptos"/>
+                <w:b w:val="0"/>
+                <w:i w:val="0"/>
+                <w:color w:val="1A1A1A"/>
+                <w:sz w:val="20"/>
+              </w:rPr>
+              <w:t xml:space="preserve">929</w:t>
+            </w:r>
+          </w:p>
+        </w:tc>
+        <w:tc>
+          <w:tcPr>
+            <w:tcW w:type="dxa" w:w="7087"/>
+            <w:tcBorders>
+              <w:top w:val="single" w:sz="4" w:space="0" w:color="D9C58A"/>
+              <w:left w:val="single" w:sz="4" w:space="0" w:color="D9C58A"/>
+              <w:bottom w:val="single" w:sz="4" w:space="0" w:color="D9C58A"/>
+              <w:right w:val="single" w:sz="4" w:space="0" w:color="D9C58A"/>
+            </w:tcBorders>
+            <w:tcMar>
+              <w:top w:w="80" w:type="dxa"/>
+              <w:left w:w="140" w:type="dxa"/>
+              <w:bottom w:w="80" w:type="dxa"/>
+              <w:right w:w="140" w:type="dxa"/>
+            </w:tcMar>
+          </w:tcPr>
+          <w:p>
+            <w:pPr>
+              <w:keepNext/>
+              <w:spacing w:after="0"/>
+            </w:pPr>
+            <w:r>
+              <w:rPr>
+                <w:rFonts w:ascii="Aptos" w:hAnsi="Aptos"/>
+                <w:b w:val="0"/>
+                <w:i w:val="0"/>
+                <w:color w:val="1A1A1A"/>
+                <w:sz w:val="20"/>
+              </w:rPr>
+              <w:t xml:space="preserve">Abd al-Rahman III declares the Caliphate of Córdoba; the city becomes one of the largest in Europe.</w:t>
+            </w:r>
+          </w:p>
+        </w:tc>
+      </w:tr>
+      <w:tr>
+        <w:trPr>
+          <w:cantSplit/>
+        </w:trPr>
+        <w:tc>
+          <w:tcPr>
+            <w:tcW w:type="dxa" w:w="2154"/>
+            <w:tcBorders>
+              <w:top w:val="single" w:sz="4" w:space="0" w:color="D9C58A"/>
+              <w:left w:val="single" w:sz="4" w:space="0" w:color="D9C58A"/>
+              <w:bottom w:val="single" w:sz="4" w:space="0" w:color="D9C58A"/>
+              <w:right w:val="single" w:sz="4" w:space="0" w:color="D9C58A"/>
+            </w:tcBorders>
+            <w:tcMar>
+              <w:top w:w="80" w:type="dxa"/>
+              <w:left w:w="140" w:type="dxa"/>
+              <w:bottom w:w="80" w:type="dxa"/>
+              <w:right w:w="140" w:type="dxa"/>
+            </w:tcMar>
+          </w:tcPr>
+          <w:p>
+            <w:pPr>
+              <w:keepNext/>
+              <w:spacing w:after="0"/>
+            </w:pPr>
+            <w:r>
+              <w:rPr>
+                <w:rFonts w:ascii="Aptos" w:hAnsi="Aptos"/>
+                <w:b w:val="0"/>
+                <w:i w:val="0"/>
+                <w:color w:val="1A1A1A"/>
+                <w:sz w:val="20"/>
+              </w:rPr>
+              <w:t xml:space="preserve">1085</w:t>
+            </w:r>
+          </w:p>
+        </w:tc>
+        <w:tc>
+          <w:tcPr>
+            <w:tcW w:type="dxa" w:w="7087"/>
+            <w:tcBorders>
+              <w:top w:val="single" w:sz="4" w:space="0" w:color="D9C58A"/>
+              <w:left w:val="single" w:sz="4" w:space="0" w:color="D9C58A"/>
+              <w:bottom w:val="single" w:sz="4" w:space="0" w:color="D9C58A"/>
+              <w:right w:val="single" w:sz="4" w:space="0" w:color="D9C58A"/>
+            </w:tcBorders>
+            <w:tcMar>
+              <w:top w:w="80" w:type="dxa"/>
+              <w:left w:w="140" w:type="dxa"/>
+              <w:bottom w:w="80" w:type="dxa"/>
+              <w:right w:w="140" w:type="dxa"/>
+            </w:tcMar>
+          </w:tcPr>
+          <w:p>
+            <w:pPr>
+              <w:keepNext/>
+              <w:spacing w:after="0"/>
+            </w:pPr>
+            <w:r>
+              <w:rPr>
+                <w:rFonts w:ascii="Aptos" w:hAnsi="Aptos"/>
+                <w:b w:val="0"/>
+                <w:i w:val="0"/>
+                <w:color w:val="1A1A1A"/>
+                <w:sz w:val="20"/>
+              </w:rPr>
+              <w:t xml:space="preserve">Toledo falls to Castile and becomes a centre for translating Arabic science and philosophy into Latin.</w:t>
+            </w:r>
+          </w:p>
+        </w:tc>
+      </w:tr>
+      <w:tr>
+        <w:trPr>
+          <w:cantSplit/>
+        </w:trPr>
+        <w:tc>
+          <w:tcPr>
+            <w:tcW w:type="dxa" w:w="2154"/>
+            <w:tcBorders>
+              <w:top w:val="single" w:sz="4" w:space="0" w:color="D9C58A"/>
+              <w:left w:val="single" w:sz="4" w:space="0" w:color="D9C58A"/>
+              <w:bottom w:val="single" w:sz="4" w:space="0" w:color="D9C58A"/>
+              <w:right w:val="single" w:sz="4" w:space="0" w:color="D9C58A"/>
+            </w:tcBorders>
+            <w:tcMar>
+              <w:top w:w="80" w:type="dxa"/>
+              <w:left w:w="140" w:type="dxa"/>
+              <w:bottom w:w="80" w:type="dxa"/>
+              <w:right w:w="140" w:type="dxa"/>
+            </w:tcMar>
+          </w:tcPr>
+          <w:p>
+            <w:pPr>
+              <w:keepNext/>
+              <w:spacing w:after="0"/>
+            </w:pPr>
+            <w:r>
+              <w:rPr>
+                <w:rFonts w:ascii="Aptos" w:hAnsi="Aptos"/>
+                <w:b w:val="0"/>
+                <w:i w:val="0"/>
+                <w:color w:val="1A1A1A"/>
+                <w:sz w:val="20"/>
+              </w:rPr>
+              <w:t xml:space="preserve">1238</w:t>
+            </w:r>
+          </w:p>
+        </w:tc>
+        <w:tc>
+          <w:tcPr>
+            <w:tcW w:type="dxa" w:w="7087"/>
+            <w:tcBorders>
+              <w:top w:val="single" w:sz="4" w:space="0" w:color="D9C58A"/>
+              <w:left w:val="single" w:sz="4" w:space="0" w:color="D9C58A"/>
+              <w:bottom w:val="single" w:sz="4" w:space="0" w:color="D9C58A"/>
+              <w:right w:val="single" w:sz="4" w:space="0" w:color="D9C58A"/>
+            </w:tcBorders>
+            <w:tcMar>
+              <w:top w:w="80" w:type="dxa"/>
+              <w:left w:w="140" w:type="dxa"/>
+              <w:bottom w:w="80" w:type="dxa"/>
+              <w:right w:w="140" w:type="dxa"/>
+            </w:tcMar>
+          </w:tcPr>
+          <w:p>
+            <w:pPr>
+              <w:keepNext/>
+              <w:spacing w:after="0"/>
+            </w:pPr>
+            <w:r>
+              <w:rPr>
+                <w:rFonts w:ascii="Aptos" w:hAnsi="Aptos"/>
+                <w:b w:val="0"/>
+                <w:i w:val="0"/>
+                <w:color w:val="1A1A1A"/>
+                <w:sz w:val="20"/>
+              </w:rPr>
+              <w:t xml:space="preserve">The Nasrid kingdom of Granada is founded; most of the Alhambra is built in the 1200s and 1300s.</w:t>
+            </w:r>
+          </w:p>
+        </w:tc>
+      </w:tr>
+      <w:tr>
+        <w:trPr>
+          <w:cantSplit/>
+        </w:trPr>
+        <w:tc>
+          <w:tcPr>
+            <w:tcW w:type="dxa" w:w="2154"/>
+            <w:tcBorders>
+              <w:top w:val="single" w:sz="4" w:space="0" w:color="D9C58A"/>
+              <w:left w:val="single" w:sz="4" w:space="0" w:color="D9C58A"/>
+              <w:bottom w:val="single" w:sz="4" w:space="0" w:color="D9C58A"/>
+              <w:right w:val="single" w:sz="4" w:space="0" w:color="D9C58A"/>
+            </w:tcBorders>
+            <w:tcMar>
+              <w:top w:w="80" w:type="dxa"/>
+              <w:left w:w="140" w:type="dxa"/>
+              <w:bottom w:w="80" w:type="dxa"/>
+              <w:right w:w="140" w:type="dxa"/>
+            </w:tcMar>
+          </w:tcPr>
+          <w:p>
+            <w:pPr>
+              <w:keepNext/>
+              <w:spacing w:after="0"/>
+            </w:pPr>
+            <w:r>
+              <w:rPr>
+                <w:rFonts w:ascii="Aptos" w:hAnsi="Aptos"/>
+                <w:b w:val="0"/>
+                <w:i w:val="0"/>
+                <w:color w:val="1A1A1A"/>
+                <w:sz w:val="20"/>
+              </w:rPr>
+              <w:t xml:space="preserve">2 Jan 1492</w:t>
+            </w:r>
+          </w:p>
+        </w:tc>
+        <w:tc>
+          <w:tcPr>
+            <w:tcW w:type="dxa" w:w="7087"/>
+            <w:tcBorders>
+              <w:top w:val="single" w:sz="4" w:space="0" w:color="D9C58A"/>
+              <w:left w:val="single" w:sz="4" w:space="0" w:color="D9C58A"/>
+              <w:bottom w:val="single" w:sz="4" w:space="0" w:color="D9C58A"/>
+              <w:right w:val="single" w:sz="4" w:space="0" w:color="D9C58A"/>
+            </w:tcBorders>
+            <w:tcMar>
+              <w:top w:w="80" w:type="dxa"/>
+              <w:left w:w="140" w:type="dxa"/>
+              <w:bottom w:w="80" w:type="dxa"/>
+              <w:right w:w="140" w:type="dxa"/>
+            </w:tcMar>
+          </w:tcPr>
+          <w:p>
+            <w:pPr>
+              <w:keepNext/>
+              <w:spacing w:after="0"/>
+            </w:pPr>
+            <w:r>
+              <w:rPr>
+                <w:rFonts w:ascii="Aptos" w:hAnsi="Aptos"/>
+                <w:b w:val="0"/>
+                <w:i w:val="0"/>
+                <w:color w:val="1A1A1A"/>
+                <w:sz w:val="20"/>
+              </w:rPr>
+              <w:t xml:space="preserve">Granada surrenders to Ferdinand and Isabella.</w:t>
+            </w:r>
+          </w:p>
+        </w:tc>
+      </w:tr>
+      <w:tr>
+        <w:trPr>
+          <w:cantSplit/>
+        </w:trPr>
+        <w:tc>
+          <w:tcPr>
+            <w:tcW w:type="dxa" w:w="2154"/>
+            <w:tcBorders>
+              <w:top w:val="single" w:sz="4" w:space="0" w:color="D9C58A"/>
+              <w:left w:val="single" w:sz="4" w:space="0" w:color="D9C58A"/>
+              <w:bottom w:val="single" w:sz="4" w:space="0" w:color="D9C58A"/>
+              <w:right w:val="single" w:sz="4" w:space="0" w:color="D9C58A"/>
+            </w:tcBorders>
+            <w:tcMar>
+              <w:top w:w="80" w:type="dxa"/>
+              <w:left w:w="140" w:type="dxa"/>
+              <w:bottom w:w="80" w:type="dxa"/>
+              <w:right w:w="140" w:type="dxa"/>
+            </w:tcMar>
+          </w:tcPr>
+          <w:p>
+            <w:pPr>
+              <w:spacing w:after="0"/>
+            </w:pPr>
+            <w:r>
+              <w:rPr>
+                <w:rFonts w:ascii="Aptos" w:hAnsi="Aptos"/>
+                <w:b w:val="0"/>
+                <w:i w:val="0"/>
+                <w:color w:val="1A1A1A"/>
+                <w:sz w:val="20"/>
+              </w:rPr>
+              <w:t xml:space="preserve">1609–1614</w:t>
+            </w:r>
+          </w:p>
+        </w:tc>
+        <w:tc>
+          <w:tcPr>
+            <w:tcW w:type="dxa" w:w="7087"/>
+            <w:tcBorders>
+              <w:top w:val="single" w:sz="4" w:space="0" w:color="D9C58A"/>
+              <w:left w:val="single" w:sz="4" w:space="0" w:color="D9C58A"/>
+              <w:bottom w:val="single" w:sz="4" w:space="0" w:color="D9C58A"/>
+              <w:right w:val="single" w:sz="4" w:space="0" w:color="D9C58A"/>
+            </w:tcBorders>
+            <w:tcMar>
+              <w:top w:w="80" w:type="dxa"/>
+              <w:left w:w="140" w:type="dxa"/>
+              <w:bottom w:w="80" w:type="dxa"/>
+              <w:right w:w="140" w:type="dxa"/>
+            </w:tcMar>
+          </w:tcPr>
+          <w:p>
+            <w:pPr>
+              <w:spacing w:after="0"/>
+            </w:pPr>
+            <w:r>
+              <w:rPr>
+                <w:rFonts w:ascii="Aptos" w:hAnsi="Aptos"/>
+                <w:b w:val="0"/>
+                <w:i w:val="0"/>
+                <w:color w:val="1A1A1A"/>
+                <w:sz w:val="20"/>
+              </w:rPr>
+              <w:t xml:space="preserve">Spain expels the Moriscos, descendants of Muslims who had been forced to convert.</w:t>
+            </w:r>
+          </w:p>
+        </w:tc>
+      </w:tr>
+    </w:tbl>
+    <w:p>
+      <w:pPr>
+        <w:spacing w:after="0" w:line="160" w:lineRule="exact"/>
+      </w:pPr>
+      <w:r>
+        <w:rPr>
+          <w:sz w:val="4"/>
+        </w:rPr>
+      </w:r>
+    </w:p>
+    <w:p>
+      <w:pPr>
+        <w:keepNext/>
+        <w:pBdr>
+          <w:top w:val="single" w:sz="4" w:space="4" w:color="007A3D"/>
+          <w:left w:val="single" w:sz="4" w:space="6" w:color="007A3D"/>
+          <w:bottom w:val="single" w:sz="4" w:space="4" w:color="007A3D"/>
+          <w:right w:val="single" w:sz="4" w:space="6" w:color="007A3D"/>
+        </w:pBdr>
+        <w:shd w:val="clear" w:color="auto" w:fill="007A3D"/>
+        <w:spacing w:before="200" w:after="120"/>
+        <w:ind w:left="68" w:right="68"/>
+      </w:pPr>
+      <w:r>
+        <w:rPr>
+          <w:rFonts w:ascii="Aptos Display" w:hAnsi="Aptos Display"/>
+          <w:b/>
+          <w:i w:val="0"/>
+          <w:color w:val="FFFFFF"/>
+          <w:sz w:val="27"/>
+        </w:rPr>
+        <w:t>6.  Delivery Notes</w:t>
       </w:r>
     </w:p>
     <w:p>
@@ -1603,12 +2288,12 @@
       <w:pPr>
         <w:keepNext/>
         <w:pBdr>
-          <w:top w:val="single" w:sz="4" w:space="4" w:color="007A3D"/>
-          <w:left w:val="single" w:sz="4" w:space="6" w:color="007A3D"/>
-          <w:bottom w:val="single" w:sz="4" w:space="4" w:color="007A3D"/>
-          <w:right w:val="single" w:sz="4" w:space="6" w:color="007A3D"/>
+          <w:top w:val="single" w:sz="4" w:space="4" w:color="CE1126"/>
+          <w:left w:val="single" w:sz="4" w:space="6" w:color="CE1126"/>
+          <w:bottom w:val="single" w:sz="4" w:space="4" w:color="CE1126"/>
+          <w:right w:val="single" w:sz="4" w:space="6" w:color="CE1126"/>
         </w:pBdr>
-        <w:shd w:val="clear" w:color="auto" w:fill="007A3D"/>
+        <w:shd w:val="clear" w:color="auto" w:fill="CE1126"/>
         <w:spacing w:before="200" w:after="120"/>
         <w:ind w:left="68" w:right="68"/>
       </w:pPr>
@@ -1620,7 +2305,7 @@
           <w:color w:val="FFFFFF"/>
           <w:sz w:val="27"/>
         </w:rPr>
-        <w:t>6.  Answer Key</w:t>
+        <w:t>7.  Answer Key</w:t>
       </w:r>
     </w:p>
     <w:p>
@@ -2580,12 +3265,12 @@
       <w:pPr>
         <w:keepNext/>
         <w:pBdr>
-          <w:top w:val="single" w:sz="4" w:space="4" w:color="CE1126"/>
-          <w:left w:val="single" w:sz="4" w:space="6" w:color="CE1126"/>
-          <w:bottom w:val="single" w:sz="4" w:space="4" w:color="CE1126"/>
-          <w:right w:val="single" w:sz="4" w:space="6" w:color="CE1126"/>
+          <w:top w:val="single" w:sz="4" w:space="4" w:color="E8A800"/>
+          <w:left w:val="single" w:sz="4" w:space="6" w:color="E8A800"/>
+          <w:bottom w:val="single" w:sz="4" w:space="4" w:color="E8A800"/>
+          <w:right w:val="single" w:sz="4" w:space="6" w:color="E8A800"/>
         </w:pBdr>
-        <w:shd w:val="clear" w:color="auto" w:fill="CE1126"/>
+        <w:shd w:val="clear" w:color="auto" w:fill="E8A800"/>
         <w:spacing w:before="200" w:after="120"/>
         <w:ind w:left="68" w:right="68"/>
       </w:pPr>
@@ -2594,10 +3279,10 @@
           <w:rFonts w:ascii="Aptos Display" w:hAnsi="Aptos Display"/>
           <w:b/>
           <w:i w:val="0"/>
-          <w:color w:val="FFFFFF"/>
+          <w:color w:val="1A1A1A"/>
           <w:sz w:val="27"/>
         </w:rPr>
-        <w:t>7.  Sensitivity &amp; Safeguarding</w:t>
+        <w:t>8.  Sensitivity &amp; Safeguarding</w:t>
       </w:r>
     </w:p>
     <w:tbl>
@@ -2693,12 +3378,12 @@
       <w:pPr>
         <w:keepNext/>
         <w:pBdr>
-          <w:top w:val="single" w:sz="4" w:space="4" w:color="E8A800"/>
-          <w:left w:val="single" w:sz="4" w:space="6" w:color="E8A800"/>
-          <w:bottom w:val="single" w:sz="4" w:space="4" w:color="E8A800"/>
-          <w:right w:val="single" w:sz="4" w:space="6" w:color="E8A800"/>
+          <w:top w:val="single" w:sz="4" w:space="4" w:color="007A3D"/>
+          <w:left w:val="single" w:sz="4" w:space="6" w:color="007A3D"/>
+          <w:bottom w:val="single" w:sz="4" w:space="4" w:color="007A3D"/>
+          <w:right w:val="single" w:sz="4" w:space="6" w:color="007A3D"/>
         </w:pBdr>
-        <w:shd w:val="clear" w:color="auto" w:fill="E8A800"/>
+        <w:shd w:val="clear" w:color="auto" w:fill="007A3D"/>
         <w:spacing w:before="200" w:after="120"/>
         <w:ind w:left="68" w:right="68"/>
       </w:pPr>
@@ -2707,10 +3392,10 @@
           <w:rFonts w:ascii="Aptos Display" w:hAnsi="Aptos Display"/>
           <w:b/>
           <w:i w:val="0"/>
-          <w:color w:val="1A1A1A"/>
+          <w:color w:val="FFFFFF"/>
           <w:sz w:val="27"/>
         </w:rPr>
-        <w:t>8.  Extension Ideas</w:t>
+        <w:t>9.  Extension Ideas</w:t>
       </w:r>
     </w:p>
     <w:p>
